--- a/dist/基础数据审核工具使用说明.docx
+++ b/dist/基础数据审核工具使用说明.docx
@@ -135,7 +135,7 @@
         <w:rPr>
           <w:rFonts w:ascii="Calibri" w:hAnsi="Calibri" w:eastAsia="微软雅黑"/>
         </w:rPr>
-        <w:t>确认输出目录。默认跟随源数据目录并使用“审核结果”子目录；点亮书钉后可固定输出目录。</w:t>
+        <w:t>确认输出目录。默认跟随源数据目录并使用“执行结果”子目录；点亮书钉后可固定输出目录。</w:t>
       </w:r>
     </w:p>
     <w:p>
@@ -456,7 +456,7 @@
         <w:rPr>
           <w:rFonts w:ascii="Calibri" w:hAnsi="Calibri" w:eastAsia="微软雅黑"/>
         </w:rPr>
-        <w:t>程序会跳过自身生成的“审核结果、机构审核副本、运行中间副本、测试结果”目录，避免重复处理。</w:t>
+        <w:t>程序会跳过自身生成的“执行结果、审核结果、机构审核副本、运行中间副本、测试结果”目录，避免重复处理。</w:t>
       </w:r>
     </w:p>
     <w:p>

--- a/dist/基础数据审核工具使用说明.docx
+++ b/dist/基础数据审核工具使用说明.docx
@@ -456,7 +456,7 @@
         <w:rPr>
           <w:rFonts w:ascii="Calibri" w:hAnsi="Calibri" w:eastAsia="微软雅黑"/>
         </w:rPr>
-        <w:t>程序会跳过自身生成的“执行结果、审核结果、机构审核副本、运行中间副本、测试结果”目录，避免重复处理。</w:t>
+        <w:t>程序固定跳过“执行结果”目录；其他不需处理的目录只要名称包含“_skip”也会跳过，例如“历史材料_skip”。</w:t>
       </w:r>
     </w:p>
     <w:p>

--- a/dist/基础数据审核工具使用说明.docx
+++ b/dist/基础数据审核工具使用说明.docx
@@ -189,7 +189,7 @@
         <w:pageBreakBefore w:val="0"/>
       </w:pPr>
       <w:r>
-        <w:t>1.1 两个常用流程</w:t>
+        <w:t>1.1 主界面的常用流程</w:t>
       </w:r>
     </w:p>
     <w:tbl>
@@ -395,6 +395,59 @@
                 <w:sz w:val="20"/>
               </w:rPr>
               <w:t>汇总结果工作簿、运行日志。</w:t>
+            </w:r>
+          </w:p>
+        </w:tc>
+      </w:tr>
+      <w:tr>
+        <w:tc>
+          <w:tcPr>
+            <w:tcW w:type="dxa" w:w="2100"/>
+          </w:tcPr>
+          <w:p>
+            <w:pPr>
+              <w:spacing w:after="0"/>
+            </w:pPr>
+            <w:r>
+              <w:rPr>
+                <w:rFonts w:ascii="Calibri" w:hAnsi="Calibri" w:eastAsia="微软雅黑"/>
+                <w:sz w:val="20"/>
+              </w:rPr>
+              <w:t>组合联合核查表</w:t>
+            </w:r>
+          </w:p>
+        </w:tc>
+        <w:tc>
+          <w:tcPr>
+            <w:tcW w:type="dxa" w:w="3450"/>
+          </w:tcPr>
+          <w:p>
+            <w:pPr>
+              <w:spacing w:after="0"/>
+            </w:pPr>
+            <w:r>
+              <w:rPr>
+                <w:rFonts w:ascii="Calibri" w:hAnsi="Calibri" w:eastAsia="微软雅黑"/>
+                <w:sz w:val="20"/>
+              </w:rPr>
+              <w:t>将同一机构分散在多个报送工作簿中的工作表组合为一本，供制作联合模板或跨表核查。</w:t>
+            </w:r>
+          </w:p>
+        </w:tc>
+        <w:tc>
+          <w:tcPr>
+            <w:tcW w:type="dxa" w:w="3810"/>
+          </w:tcPr>
+          <w:p>
+            <w:pPr>
+              <w:spacing w:after="0"/>
+            </w:pPr>
+            <w:r>
+              <w:rPr>
+                <w:rFonts w:ascii="Calibri" w:hAnsi="Calibri" w:eastAsia="微软雅黑"/>
+                <w:sz w:val="20"/>
+              </w:rPr>
+              <w:t>每家机构一本组合工作簿。</w:t>
             </w:r>
           </w:p>
         </w:tc>
@@ -663,6 +716,42 @@
                 <w:rFonts w:ascii="Calibri" w:hAnsi="Calibri" w:eastAsia="微软雅黑"/>
                 <w:sz w:val="20"/>
               </w:rPr>
+              <w:t>机构审核副本_时间戳</w:t>
+            </w:r>
+          </w:p>
+        </w:tc>
+        <w:tc>
+          <w:tcPr>
+            <w:tcW w:type="dxa" w:w="6210"/>
+          </w:tcPr>
+          <w:p>
+            <w:pPr>
+              <w:spacing w:after="0"/>
+            </w:pPr>
+            <w:r>
+              <w:rPr>
+                <w:rFonts w:ascii="Calibri" w:hAnsi="Calibri" w:eastAsia="微软雅黑"/>
+                <w:sz w:val="20"/>
+              </w:rPr>
+              <w:t>“汇总核查表校验”默认保留。每家机构文件名为“原文件名_审核版.xlsx”，包含已复制的公式和审核导航；本期审核结果中的定位单元格可直接跳转至对应位置。</w:t>
+            </w:r>
+          </w:p>
+        </w:tc>
+      </w:tr>
+      <w:tr>
+        <w:tc>
+          <w:tcPr>
+            <w:tcW w:type="dxa" w:w="3150"/>
+          </w:tcPr>
+          <w:p>
+            <w:pPr>
+              <w:spacing w:after="0"/>
+            </w:pPr>
+            <w:r>
+              <w:rPr>
+                <w:rFonts w:ascii="Calibri" w:hAnsi="Calibri" w:eastAsia="微软雅黑"/>
+                <w:sz w:val="20"/>
+              </w:rPr>
               <w:t>序号_功能名_时间戳（或 输出文件名_时间戳）</w:t>
             </w:r>
           </w:p>
@@ -680,7 +769,7 @@
                 <w:rFonts w:ascii="Calibri" w:hAnsi="Calibri" w:eastAsia="微软雅黑"/>
                 <w:sz w:val="20"/>
               </w:rPr>
-              <w:t>仅当执行流程相应步骤“是否输出结果=是”时生成：外部文件添加=阶段副本目录，公式校验复制=审核副本目录，校验结果提取=本期审核结果工作簿。填写“输出文件名”列时以该值替换“序号_功能名”作为前缀，默认配置把两个流程的最终结果预填为流程名。</w:t>
+              <w:t>外部文件添加、公式校验复制、校验结果提取等步骤仅在“是否输出结果=是”时生成实际文件。检查类、核对类只写入运行日志，固定为“不输出”。填写“输出文件名”后，以该值替换“序号_功能名”作为前缀。</w:t>
             </w:r>
           </w:p>
         </w:tc>
@@ -1845,7 +1934,15 @@
         <w:pageBreakBefore w:val="0"/>
       </w:pPr>
       <w:r>
-        <w:t>4.6 config.xlsx 的三张配置表</w:t>
+        <w:t>4.6 设置中心：模块、流程和按钮</w:t>
+      </w:r>
+    </w:p>
+    <w:p>
+      <w:r>
+        <w:rPr>
+          <w:rFonts w:ascii="Calibri" w:hAnsi="Calibri" w:eastAsia="微软雅黑"/>
+        </w:rPr>
+        <w:t>日常审核不需要修改设置。需要组合新的流程时，在工作台右上角打开“设置”，进入“进阶使用”后维护。模块和流程都可直接调整；恢复默认设置即可回到程序初始配置。</w:t>
       </w:r>
     </w:p>
     <w:tbl>
@@ -1890,7 +1987,7 @@
                 <w:color w:val="17365D"/>
                 <w:sz w:val="20"/>
               </w:rPr>
-              <w:t>工作表</w:t>
+              <w:t>位置</w:t>
             </w:r>
           </w:p>
         </w:tc>
@@ -1938,7 +2035,7 @@
                 <w:rFonts w:ascii="Calibri" w:hAnsi="Calibri" w:eastAsia="微软雅黑"/>
                 <w:sz w:val="20"/>
               </w:rPr>
-              <w:t>模块化功能</w:t>
+              <w:t>模块说明</w:t>
             </w:r>
           </w:p>
         </w:tc>
@@ -1956,7 +2053,7 @@
                 <w:rFonts w:ascii="Calibri" w:hAnsi="Calibri" w:eastAsia="微软雅黑"/>
                 <w:sz w:val="20"/>
               </w:rPr>
-              <w:t>定义模块名称、功能类型和命名区域，例如“公式校验复制”作用于“校验区域”。</w:t>
+              <w:t>程序提供固定的模块能力，例如命名区域存在性检查、表结构比对、外部文件添加、公式校验复制、公式结果提取、任意行汇总、固定行汇总、组合工作表和汇总表合并。模块由程序实现，只读查看。</w:t>
             </w:r>
           </w:p>
         </w:tc>
@@ -1976,7 +2073,7 @@
                 <w:rFonts w:ascii="Calibri" w:hAnsi="Calibri" w:eastAsia="微软雅黑"/>
                 <w:sz w:val="20"/>
               </w:rPr>
-              <w:t>执行流程</w:t>
+              <w:t>功能配置</w:t>
             </w:r>
           </w:p>
         </w:tc>
@@ -1994,7 +2091,45 @@
                 <w:rFonts w:ascii="Calibri" w:hAnsi="Calibri" w:eastAsia="微软雅黑"/>
                 <w:sz w:val="20"/>
               </w:rPr>
-              <w:t>按顺序组合已启用模块；“是否输出结果”只对会产出文件的功能生效（外部文件添加、公式校验复制、校验结果提取），检查类与表结构比对始终记入运行日志。“输出文件名”列（可选）可为某输出步骤指定名字，填写后该步骤输出文件/目录改为“输出文件名_时间戳”。“处理对象”列（可选）声明本步骤读哪份数据：留空=源文件，填前序功能名=读该功能产出的副本（如校验结果提取填“公式校验复制”读审核副本；任意行汇总填“公式校验复制”可对审核副本做汇总；公式校验复制预填“外部文件添加”）。处理对象只认流程中排在前面的外部文件添加/公式校验复制等会产副本的功能；引用不匹配或不产副本的功能（如检查类、核对类）时，自动跳过非副本功能，兜底到最近前一个产副本功能（之前没有则兜底到源数据目录），并在运行日志提示，不会中断流程。</w:t>
+              <w:t>为功能填写“功能名称、执行模块、命名区域名、备注”。执行模块是程序内置能力；同一执行模块可配置多个不同功能。命名区域名支持多个名称，以逗号、顿号或分号分隔。</w:t>
+            </w:r>
+          </w:p>
+        </w:tc>
+      </w:tr>
+      <w:tr>
+        <w:tc>
+          <w:tcPr>
+            <w:tcW w:type="dxa" w:w="2400"/>
+          </w:tcPr>
+          <w:p>
+            <w:pPr>
+              <w:keepNext/>
+              <w:spacing w:after="0"/>
+            </w:pPr>
+            <w:r>
+              <w:rPr>
+                <w:rFonts w:ascii="Calibri" w:hAnsi="Calibri" w:eastAsia="微软雅黑"/>
+                <w:sz w:val="20"/>
+              </w:rPr>
+              <w:t>流程编排</w:t>
+            </w:r>
+          </w:p>
+        </w:tc>
+        <w:tc>
+          <w:tcPr>
+            <w:tcW w:type="dxa" w:w="6960"/>
+          </w:tcPr>
+          <w:p>
+            <w:pPr>
+              <w:keepNext/>
+              <w:spacing w:after="0"/>
+            </w:pPr>
+            <w:r>
+              <w:rPr>
+                <w:rFonts w:ascii="Calibri" w:hAnsi="Calibri" w:eastAsia="微软雅黑"/>
+                <w:sz w:val="20"/>
+              </w:rPr>
+              <w:t>把功能按顺序组成流程。每一步设置启用、失败后处理（停止/跳过）、是否输出结果、输出文件名和处理对象；检查类、核对类固定为不输出文件。自定义流程至少要有一个启用步骤输出结果；勾选“显示在主界面”后，会以流程名出现在主界面。</w:t>
             </w:r>
           </w:p>
         </w:tc>
@@ -2013,7 +2148,7 @@
                 <w:rFonts w:ascii="Calibri" w:hAnsi="Calibri" w:eastAsia="微软雅黑"/>
                 <w:sz w:val="20"/>
               </w:rPr>
-              <w:t>自定义按钮</w:t>
+              <w:t>组合工作表功能参数</w:t>
             </w:r>
           </w:p>
         </w:tc>
@@ -2030,7 +2165,7 @@
                 <w:rFonts w:ascii="Calibri" w:hAnsi="Calibri" w:eastAsia="微软雅黑"/>
                 <w:sz w:val="20"/>
               </w:rPr>
-              <w:t>把一个按钮名称绑定到一个流程名称；“是否显示=是”时显示在工作台。</w:t>
+              <w:t>选中“组合工作表”功能时，右侧显示分组方案。可按名称/关键字或正则表达式创建多个方案，选择当前使用方案后，通过自定义流程运行该功能。</w:t>
             </w:r>
           </w:p>
         </w:tc>
@@ -2057,14 +2192,14 @@
           <w:color w:val="17365D"/>
           <w:sz w:val="21"/>
         </w:rPr>
-        <w:t>恢复默认配置：</w:t>
+        <w:t>恢复默认设置：</w:t>
       </w:r>
       <w:r>
         <w:rPr>
           <w:rFonts w:ascii="Calibri" w:hAnsi="Calibri" w:eastAsia="微软雅黑"/>
           <w:sz w:val="21"/>
         </w:rPr>
-        <w:t>误删默认模块或流程时，可在工作台点击“初始化配置”。该操作只补齐默认配置，不删除历史审核结果和自定义按钮。config.xlsx 三个配置表的表头单元格都带有批注，说明每列怎么填、如何影响功能输出，悬停表头即可查看。</w:t>
+        <w:t>设置中心的“恢复默认设置”只清空自定义功能、自定义流程及主界面显示设置，并恢复内置默认状态；不会修改根目录的“历史审核说明.xlsx”。</w:t>
       </w:r>
     </w:p>
     <w:p>
@@ -2135,7 +2270,7 @@
         <w:pageBreakBefore w:val="0"/>
       </w:pPr>
       <w:r>
-        <w:t>6. 历史审核结果</w:t>
+        <w:t>6. 历史审核说明</w:t>
       </w:r>
     </w:p>
     <w:p>
@@ -2143,7 +2278,7 @@
         <w:rPr>
           <w:rFonts w:ascii="Calibri" w:hAnsi="Calibri" w:eastAsia="微软雅黑"/>
         </w:rPr>
-        <w:t>“本期审核结果”和 config.xlsx 中的“历史审核结果”使用同一组表头：</w:t>
+        <w:t>“本期审核结果”和程序根目录“历史审核说明.xlsx”中的“历史审核结果”使用同一组表头：</w:t>
       </w:r>
     </w:p>
     <w:p>
@@ -2168,7 +2303,7 @@
         <w:rPr>
           <w:rFonts w:ascii="Calibri" w:hAnsi="Calibri" w:eastAsia="微软雅黑"/>
         </w:rPr>
-        <w:t>审核人员可将需要长期保留的问题整行复制到“历史审核结果”，填写“历史校验说明”和“审核意见”。下次同规则编号出现时，程序自动带出这两项人工内容。</w:t>
+        <w:t>审核人员可将需要长期保留的问题整行复制到“历史审核结果”，填写“历史校验说明”和“审核意见”。下次同规则编号出现时，程序自动带出这两项人工内容。历史文件由用户直接用 Excel 打开维护，不在设置中心显示。</w:t>
       </w:r>
     </w:p>
     <w:p>
@@ -2187,14 +2322,14 @@
           <w:color w:val="17365D"/>
           <w:sz w:val="21"/>
         </w:rPr>
-        <w:t>规则编号：</w:t>
+        <w:t>多条历史说明：</w:t>
       </w:r>
       <w:r>
         <w:rPr>
           <w:rFonts w:ascii="Calibri" w:hAnsi="Calibri" w:eastAsia="微软雅黑"/>
           <w:sz w:val="21"/>
         </w:rPr>
-        <w:t>规则编号以工作簿、工作表、公式单元格、校验指标和序号组成。若复制历史记录造成同一规则的序号重复，可在工作台点击“整理历史规则编号”。</w:t>
+        <w:t>规则编号按“工作簿｜工作表｜公式单元格｜校验指标”生成，不附加序号。同一规则需要保留多条解释或意见时，直接在“历史审核结果”增加多行；程序会把这些内容合并带入本期审核结果。</w:t>
       </w:r>
     </w:p>
     <w:p>
@@ -2382,7 +2517,7 @@
                 <w:rFonts w:ascii="Calibri" w:hAnsi="Calibri" w:eastAsia="微软雅黑"/>
                 <w:sz w:val="20"/>
               </w:rPr>
-              <w:t>关闭 Excel 中打开的模板、源文件、配置文件和上次输出结果后重试。</w:t>
+              <w:t>关闭 Excel 中打开的模板、源文件、历史审核说明和上次输出结果后重试。</w:t>
             </w:r>
           </w:p>
         </w:tc>
@@ -2454,7 +2589,7 @@
                 <w:rFonts w:ascii="Calibri" w:hAnsi="Calibri" w:eastAsia="微软雅黑"/>
                 <w:sz w:val="20"/>
               </w:rPr>
-              <w:t>在“执行流程”页调整模块、顺序或启用状态；无需修改 Python 程序。</w:t>
+              <w:t>在“设置 → 进阶使用 → 流程编排”中建立自定义流程；无需修改 Python 程序。</w:t>
             </w:r>
           </w:p>
         </w:tc>
